--- a/docs/TEXNIK_TOPSHIRIQ.docx
+++ b/docs/TEXNIK_TOPSHIRIQ.docx
@@ -111,6 +111,9 @@
     </w:p>
     <w:p>
       <w:pPr>
+        <w:tabs>
+          <w:tab w:pos="10080" w:val="right" w:leader="dot"/>
+        </w:tabs>
         <w:spacing w:after="140" w:line="240" w:lineRule="auto"/>
       </w:pPr>
       <w:hyperlink w:anchor="sec1">
@@ -122,9 +125,16 @@
           <w:t>1 Loyiha maqsadi</w:t>
         </w:r>
       </w:hyperlink>
+      <w:r>
+        <w:tab/>
+        <w:t>3</w:t>
+      </w:r>
     </w:p>
     <w:p>
       <w:pPr>
+        <w:tabs>
+          <w:tab w:pos="10080" w:val="right" w:leader="dot"/>
+        </w:tabs>
         <w:spacing w:after="140" w:line="240" w:lineRule="auto"/>
       </w:pPr>
       <w:hyperlink w:anchor="sec2">
@@ -136,9 +146,16 @@
           <w:t>2 Qamrov va amalga oshirish holati</w:t>
         </w:r>
       </w:hyperlink>
+      <w:r>
+        <w:tab/>
+        <w:t>3</w:t>
+      </w:r>
     </w:p>
     <w:p>
       <w:pPr>
+        <w:tabs>
+          <w:tab w:pos="10080" w:val="right" w:leader="dot"/>
+        </w:tabs>
         <w:spacing w:after="140" w:line="240" w:lineRule="auto"/>
       </w:pPr>
       <w:hyperlink w:anchor="sec3">
@@ -150,9 +167,16 @@
           <w:t>3 Foydalanuvchilar va ruxsatlar</w:t>
         </w:r>
       </w:hyperlink>
+      <w:r>
+        <w:tab/>
+        <w:t>4</w:t>
+      </w:r>
     </w:p>
     <w:p>
       <w:pPr>
+        <w:tabs>
+          <w:tab w:pos="10080" w:val="right" w:leader="dot"/>
+        </w:tabs>
         <w:spacing w:after="140" w:line="240" w:lineRule="auto"/>
       </w:pPr>
       <w:hyperlink w:anchor="sec4">
@@ -164,9 +188,16 @@
           <w:t>4 Texnologiyalar va dasturlash tillari</w:t>
         </w:r>
       </w:hyperlink>
+      <w:r>
+        <w:tab/>
+        <w:t>4</w:t>
+      </w:r>
     </w:p>
     <w:p>
       <w:pPr>
+        <w:tabs>
+          <w:tab w:pos="10080" w:val="right" w:leader="dot"/>
+        </w:tabs>
         <w:spacing w:after="140" w:line="240" w:lineRule="auto"/>
       </w:pPr>
       <w:hyperlink w:anchor="sec5">
@@ -178,9 +209,16 @@
           <w:t>5 Tizim arxitekturasi</w:t>
         </w:r>
       </w:hyperlink>
+      <w:r>
+        <w:tab/>
+        <w:t>6</w:t>
+      </w:r>
     </w:p>
     <w:p>
       <w:pPr>
+        <w:tabs>
+          <w:tab w:pos="10080" w:val="right" w:leader="dot"/>
+        </w:tabs>
         <w:spacing w:after="140" w:line="240" w:lineRule="auto"/>
       </w:pPr>
       <w:hyperlink w:anchor="sec6">
@@ -192,9 +230,16 @@
           <w:t>6 Asosiy foydalanuvchi ssenariysi</w:t>
         </w:r>
       </w:hyperlink>
+      <w:r>
+        <w:tab/>
+        <w:t>6</w:t>
+      </w:r>
     </w:p>
     <w:p>
       <w:pPr>
+        <w:tabs>
+          <w:tab w:pos="10080" w:val="right" w:leader="dot"/>
+        </w:tabs>
         <w:spacing w:after="140" w:line="240" w:lineRule="auto"/>
       </w:pPr>
       <w:hyperlink w:anchor="sec7">
@@ -206,9 +251,16 @@
           <w:t>7 Funksional talablar</w:t>
         </w:r>
       </w:hyperlink>
+      <w:r>
+        <w:tab/>
+        <w:t>7</w:t>
+      </w:r>
     </w:p>
     <w:p>
       <w:pPr>
+        <w:tabs>
+          <w:tab w:pos="10080" w:val="right" w:leader="dot"/>
+        </w:tabs>
         <w:spacing w:after="140" w:line="240" w:lineRule="auto"/>
       </w:pPr>
       <w:hyperlink w:anchor="sec8">
@@ -220,9 +272,16 @@
           <w:t>8 Frontend talablari</w:t>
         </w:r>
       </w:hyperlink>
+      <w:r>
+        <w:tab/>
+        <w:t>8</w:t>
+      </w:r>
     </w:p>
     <w:p>
       <w:pPr>
+        <w:tabs>
+          <w:tab w:pos="10080" w:val="right" w:leader="dot"/>
+        </w:tabs>
         <w:spacing w:after="140" w:line="240" w:lineRule="auto"/>
       </w:pPr>
       <w:hyperlink w:anchor="sec9">
@@ -234,9 +293,16 @@
           <w:t>9 Backend va API talablari</w:t>
         </w:r>
       </w:hyperlink>
+      <w:r>
+        <w:tab/>
+        <w:t>9</w:t>
+      </w:r>
     </w:p>
     <w:p>
       <w:pPr>
+        <w:tabs>
+          <w:tab w:pos="10080" w:val="right" w:leader="dot"/>
+        </w:tabs>
         <w:spacing w:after="140" w:line="240" w:lineRule="auto"/>
       </w:pPr>
       <w:hyperlink w:anchor="sec10">
@@ -248,9 +314,16 @@
           <w:t>10 Ma’lumotlar modeli</w:t>
         </w:r>
       </w:hyperlink>
+      <w:r>
+        <w:tab/>
+        <w:t>10</w:t>
+      </w:r>
     </w:p>
     <w:p>
       <w:pPr>
+        <w:tabs>
+          <w:tab w:pos="10080" w:val="right" w:leader="dot"/>
+        </w:tabs>
         <w:spacing w:after="140" w:line="240" w:lineRule="auto"/>
       </w:pPr>
       <w:hyperlink w:anchor="sec11">
@@ -262,9 +335,16 @@
           <w:t>11 AI tahlili va surat sifati</w:t>
         </w:r>
       </w:hyperlink>
+      <w:r>
+        <w:tab/>
+        <w:t>11</w:t>
+      </w:r>
     </w:p>
     <w:p>
       <w:pPr>
+        <w:tabs>
+          <w:tab w:pos="10080" w:val="right" w:leader="dot"/>
+        </w:tabs>
         <w:spacing w:after="140" w:line="240" w:lineRule="auto"/>
       </w:pPr>
       <w:hyperlink w:anchor="sec12">
@@ -276,9 +356,16 @@
           <w:t>12 Lokal model va klinik qabul talablari</w:t>
         </w:r>
       </w:hyperlink>
+      <w:r>
+        <w:tab/>
+        <w:t>12</w:t>
+      </w:r>
     </w:p>
     <w:p>
       <w:pPr>
+        <w:tabs>
+          <w:tab w:pos="10080" w:val="right" w:leader="dot"/>
+        </w:tabs>
         <w:spacing w:after="140" w:line="240" w:lineRule="auto"/>
       </w:pPr>
       <w:hyperlink w:anchor="sec13">
@@ -290,9 +377,16 @@
           <w:t>13 Maxfiylik va xavfsizlik</w:t>
         </w:r>
       </w:hyperlink>
+      <w:r>
+        <w:tab/>
+        <w:t>13</w:t>
+      </w:r>
     </w:p>
     <w:p>
       <w:pPr>
+        <w:tabs>
+          <w:tab w:pos="10080" w:val="right" w:leader="dot"/>
+        </w:tabs>
         <w:spacing w:after="140" w:line="240" w:lineRule="auto"/>
       </w:pPr>
       <w:hyperlink w:anchor="sec14">
@@ -304,9 +398,16 @@
           <w:t>14 Saqlash eksport va o‘chirish</w:t>
         </w:r>
       </w:hyperlink>
+      <w:r>
+        <w:tab/>
+        <w:t>14</w:t>
+      </w:r>
     </w:p>
     <w:p>
       <w:pPr>
+        <w:tabs>
+          <w:tab w:pos="10080" w:val="right" w:leader="dot"/>
+        </w:tabs>
         <w:spacing w:after="140" w:line="240" w:lineRule="auto"/>
       </w:pPr>
       <w:hyperlink w:anchor="sec15">
@@ -318,9 +419,16 @@
           <w:t>15 Tezlik va barqarorlik talablari</w:t>
         </w:r>
       </w:hyperlink>
+      <w:r>
+        <w:tab/>
+        <w:t>14</w:t>
+      </w:r>
     </w:p>
     <w:p>
       <w:pPr>
+        <w:tabs>
+          <w:tab w:pos="10080" w:val="right" w:leader="dot"/>
+        </w:tabs>
         <w:spacing w:after="140" w:line="240" w:lineRule="auto"/>
       </w:pPr>
       <w:hyperlink w:anchor="sec16">
@@ -332,9 +440,16 @@
           <w:t>16 Muhitlar va joylashtirish</w:t>
         </w:r>
       </w:hyperlink>
+      <w:r>
+        <w:tab/>
+        <w:t>15</w:t>
+      </w:r>
     </w:p>
     <w:p>
       <w:pPr>
+        <w:tabs>
+          <w:tab w:pos="10080" w:val="right" w:leader="dot"/>
+        </w:tabs>
         <w:spacing w:after="140" w:line="240" w:lineRule="auto"/>
       </w:pPr>
       <w:hyperlink w:anchor="sec17">
@@ -346,9 +461,16 @@
           <w:t>17 Demo ma’lumotlari</w:t>
         </w:r>
       </w:hyperlink>
+      <w:r>
+        <w:tab/>
+        <w:t>16</w:t>
+      </w:r>
     </w:p>
     <w:p>
       <w:pPr>
+        <w:tabs>
+          <w:tab w:pos="10080" w:val="right" w:leader="dot"/>
+        </w:tabs>
         <w:spacing w:after="140" w:line="240" w:lineRule="auto"/>
       </w:pPr>
       <w:hyperlink w:anchor="sec18">
@@ -360,9 +482,16 @@
           <w:t>18 Testlash va qabul mezonlari</w:t>
         </w:r>
       </w:hyperlink>
+      <w:r>
+        <w:tab/>
+        <w:t>16</w:t>
+      </w:r>
     </w:p>
     <w:p>
       <w:pPr>
+        <w:tabs>
+          <w:tab w:pos="10080" w:val="right" w:leader="dot"/>
+        </w:tabs>
         <w:spacing w:after="140" w:line="240" w:lineRule="auto"/>
       </w:pPr>
       <w:hyperlink w:anchor="sec19">
@@ -374,9 +503,16 @@
           <w:t>19 Ish bosqichlari va topshiriladigan natijalar</w:t>
         </w:r>
       </w:hyperlink>
+      <w:r>
+        <w:tab/>
+        <w:t>17</w:t>
+      </w:r>
     </w:p>
     <w:p>
       <w:pPr>
+        <w:tabs>
+          <w:tab w:pos="10080" w:val="right" w:leader="dot"/>
+        </w:tabs>
         <w:spacing w:after="140" w:line="240" w:lineRule="auto"/>
       </w:pPr>
       <w:hyperlink w:anchor="sec20">
@@ -388,9 +524,16 @@
           <w:t>20 Release oldidan yopiladigan masalalar</w:t>
         </w:r>
       </w:hyperlink>
+      <w:r>
+        <w:tab/>
+        <w:t>17</w:t>
+      </w:r>
     </w:p>
     <w:p>
       <w:pPr>
+        <w:tabs>
+          <w:tab w:pos="10080" w:val="right" w:leader="dot"/>
+        </w:tabs>
         <w:spacing w:after="140" w:line="240" w:lineRule="auto"/>
       </w:pPr>
       <w:hyperlink w:anchor="sec21">
@@ -402,6 +545,10 @@
           <w:t>21 Hujjatlar va atamalar</w:t>
         </w:r>
       </w:hyperlink>
+      <w:r>
+        <w:tab/>
+        <w:t>18</w:t>
+      </w:r>
     </w:p>
     <w:p>
       <w:r>
@@ -15800,6 +15947,7 @@
       <w:bookmarkStart w:id="20" w:name="sec20"/>
       <w:pPr>
         <w:pStyle w:val="Heading1"/>
+        <w:spacing w:before="200" w:after="80"/>
       </w:pPr>
       <w:r>
         <w:t>20 Release oldidan yopiladigan masalalar</w:t>
@@ -15809,6 +15957,7 @@
     <w:p>
       <w:pPr>
         <w:pStyle w:val="ListBullet"/>
+        <w:spacing w:after="20" w:line="240" w:lineRule="auto"/>
       </w:pPr>
       <w:r>
         <w:t>Production domen, server quvvati, hudud, storage va haqiqiy SMTP provayderini tanlash.</w:t>
@@ -15817,6 +15966,7 @@
     <w:p>
       <w:pPr>
         <w:pStyle w:val="ListBullet"/>
+        <w:spacing w:after="20" w:line="240" w:lineRule="auto"/>
       </w:pPr>
       <w:r>
         <w:t>History retention muddati, backup jadvali, RPO va RTOni tasdiqlash.</w:t>
@@ -15825,6 +15975,7 @@
     <w:p>
       <w:pPr>
         <w:pStyle w:val="ListBullet"/>
+        <w:spacing w:after="20" w:line="240" w:lineRule="auto"/>
       </w:pPr>
       <w:r>
         <w:t>Umumiy rate limiter, AI kvota va xarajat chegaralarini joriy etish.</w:t>
@@ -15833,6 +15984,7 @@
     <w:p>
       <w:pPr>
         <w:pStyle w:val="ListBullet"/>
+        <w:spacing w:after="20" w:line="240" w:lineRule="auto"/>
       </w:pPr>
       <w:r>
         <w:t>To‘liq bo‘lmagan sifat bahosini WARN bilan ifodalash va sifat versiyasini API orqali saqlash.</w:t>
@@ -15841,6 +15993,7 @@
     <w:p>
       <w:pPr>
         <w:pStyle w:val="ListBullet"/>
+        <w:spacing w:after="20" w:line="240" w:lineRule="auto"/>
       </w:pPr>
       <w:r>
         <w:t>Docker, Redis, S3, backup restore, worker restart va parallel mutation matritsasini sinash.</w:t>
@@ -15849,6 +16002,7 @@
     <w:p>
       <w:pPr>
         <w:pStyle w:val="ListBullet"/>
+        <w:spacing w:after="20" w:line="240" w:lineRule="auto"/>
       </w:pPr>
       <w:r>
         <w:t>ROI klaviatura boshqaruvi, accessibility va haqiqiy mobil kamera oqimini tekshirish.</w:t>
@@ -15857,6 +16011,7 @@
     <w:p>
       <w:pPr>
         <w:pStyle w:val="ListBullet"/>
+        <w:spacing w:after="20" w:line="240" w:lineRule="auto"/>
       </w:pPr>
       <w:r>
         <w:t>Ochiq dermatologik model manbasi, litsenziyasi, maqsadli dataset va ekspert baholash tartibini belgilash.</w:t>
@@ -15865,6 +16020,7 @@
     <w:p>
       <w:pPr>
         <w:pStyle w:val="ListBullet"/>
+        <w:spacing w:after="20" w:line="240" w:lineRule="auto"/>
       </w:pPr>
       <w:r>
         <w:t>Klinik foydalanish talablarini mas’ul mutaxassislar bilan tekshirish va alohida release qarorini hujjatlashtirish.</w:t>
